--- a/BotanistSpatialDataNotes.docx
+++ b/BotanistSpatialDataNotes.docx
@@ -390,7 +390,23 @@
           <w:rFonts w:ascii="Arial" w:hAnsi="Arial" w:cs="Arial"/>
           <w:color w:val="000000" w:themeColor="text1"/>
         </w:rPr>
-        <w:t xml:space="preserve">Has duplicated data from the previous two, but has data from De Hoop, Boland Mountains and Groot </w:t>
+        <w:t xml:space="preserve">Has duplicated data from the previous two, but has data from De Hoop, Boland </w:t>
+      </w:r>
+      <w:proofErr w:type="gramStart"/>
+      <w:r>
+        <w:rPr>
+          <w:rFonts w:ascii="Arial" w:hAnsi="Arial" w:cs="Arial"/>
+          <w:color w:val="000000" w:themeColor="text1"/>
+        </w:rPr>
+        <w:t>Mountains</w:t>
+      </w:r>
+      <w:proofErr w:type="gramEnd"/>
+      <w:r>
+        <w:rPr>
+          <w:rFonts w:ascii="Arial" w:hAnsi="Arial" w:cs="Arial"/>
+          <w:color w:val="000000" w:themeColor="text1"/>
+        </w:rPr>
+        <w:t xml:space="preserve"> and Groot </w:t>
       </w:r>
       <w:proofErr w:type="spellStart"/>
       <w:r>
@@ -399,32 +415,6 @@
           <w:color w:val="000000" w:themeColor="text1"/>
         </w:rPr>
         <w:t>Winterhoek</w:t>
-      </w:r>
-      <w:proofErr w:type="spellEnd"/>
-    </w:p>
-    <w:p>
-      <w:pPr>
-        <w:rPr>
-          <w:rFonts w:ascii="Arial" w:hAnsi="Arial" w:cs="Arial"/>
-          <w:color w:val="000000" w:themeColor="text1"/>
-        </w:rPr>
-      </w:pPr>
-    </w:p>
-    <w:p>
-      <w:pPr>
-        <w:pStyle w:val="Heading2"/>
-        <w:rPr>
-          <w:rFonts w:ascii="Arial" w:hAnsi="Arial" w:cs="Arial"/>
-          <w:color w:val="000000" w:themeColor="text1"/>
-        </w:rPr>
-      </w:pPr>
-      <w:proofErr w:type="spellStart"/>
-      <w:r>
-        <w:rPr>
-          <w:rFonts w:ascii="Arial" w:hAnsi="Arial" w:cs="Arial"/>
-          <w:color w:val="000000" w:themeColor="text1"/>
-        </w:rPr>
-        <w:t>Peninsula_BioscapeiPad</w:t>
       </w:r>
       <w:proofErr w:type="spellEnd"/>
     </w:p>
@@ -445,7 +435,23 @@
           <w:rFonts w:ascii="Arial" w:hAnsi="Arial" w:cs="Arial"/>
           <w:color w:val="000000" w:themeColor="text1"/>
         </w:rPr>
-        <w:t xml:space="preserve">Blue polygon layer looks </w:t>
+        <w:t xml:space="preserve">Updates on Oct 17: added plots from </w:t>
+      </w:r>
+      <w:proofErr w:type="spellStart"/>
+      <w:r>
+        <w:rPr>
+          <w:rFonts w:ascii="Arial" w:hAnsi="Arial" w:cs="Arial"/>
+          <w:color w:val="000000" w:themeColor="text1"/>
+        </w:rPr>
+        <w:t>Rooiberg</w:t>
+      </w:r>
+      <w:proofErr w:type="spellEnd"/>
+      <w:r>
+        <w:rPr>
+          <w:rFonts w:ascii="Arial" w:hAnsi="Arial" w:cs="Arial"/>
+          <w:color w:val="000000" w:themeColor="text1"/>
+        </w:rPr>
+        <w:t xml:space="preserve"> </w:t>
       </w:r>
       <w:proofErr w:type="gramStart"/>
       <w:r>
@@ -453,9 +459,35 @@
           <w:rFonts w:ascii="Arial" w:hAnsi="Arial" w:cs="Arial"/>
           <w:color w:val="000000" w:themeColor="text1"/>
         </w:rPr>
-        <w:t>empty</w:t>
+        <w:t>area</w:t>
       </w:r>
       <w:proofErr w:type="gramEnd"/>
+    </w:p>
+    <w:p>
+      <w:pPr>
+        <w:rPr>
+          <w:rFonts w:ascii="Arial" w:hAnsi="Arial" w:cs="Arial"/>
+          <w:color w:val="000000" w:themeColor="text1"/>
+        </w:rPr>
+      </w:pPr>
+    </w:p>
+    <w:p>
+      <w:pPr>
+        <w:pStyle w:val="Heading2"/>
+        <w:rPr>
+          <w:rFonts w:ascii="Arial" w:hAnsi="Arial" w:cs="Arial"/>
+          <w:color w:val="000000" w:themeColor="text1"/>
+        </w:rPr>
+      </w:pPr>
+      <w:proofErr w:type="spellStart"/>
+      <w:r>
+        <w:rPr>
+          <w:rFonts w:ascii="Arial" w:hAnsi="Arial" w:cs="Arial"/>
+          <w:color w:val="000000" w:themeColor="text1"/>
+        </w:rPr>
+        <w:t>Peninsula_BioscapeiPad</w:t>
+      </w:r>
+      <w:proofErr w:type="spellEnd"/>
     </w:p>
     <w:p>
       <w:pPr>
@@ -474,8 +506,17 @@
           <w:rFonts w:ascii="Arial" w:hAnsi="Arial" w:cs="Arial"/>
           <w:color w:val="000000" w:themeColor="text1"/>
         </w:rPr>
-        <w:t>Green points parking</w:t>
-      </w:r>
+        <w:t xml:space="preserve">Blue polygon layer looks </w:t>
+      </w:r>
+      <w:proofErr w:type="gramStart"/>
+      <w:r>
+        <w:rPr>
+          <w:rFonts w:ascii="Arial" w:hAnsi="Arial" w:cs="Arial"/>
+          <w:color w:val="000000" w:themeColor="text1"/>
+        </w:rPr>
+        <w:t>empty</w:t>
+      </w:r>
+      <w:proofErr w:type="gramEnd"/>
     </w:p>
     <w:p>
       <w:pPr>
@@ -494,7 +535,7 @@
           <w:rFonts w:ascii="Arial" w:hAnsi="Arial" w:cs="Arial"/>
           <w:color w:val="000000" w:themeColor="text1"/>
         </w:rPr>
-        <w:t>Red points true sites</w:t>
+        <w:t>Green points parking</w:t>
       </w:r>
     </w:p>
     <w:p>
@@ -514,23 +555,7 @@
           <w:rFonts w:ascii="Arial" w:hAnsi="Arial" w:cs="Arial"/>
           <w:color w:val="000000" w:themeColor="text1"/>
         </w:rPr>
-        <w:t xml:space="preserve">Yellow polygons are the </w:t>
-      </w:r>
-      <w:proofErr w:type="gramStart"/>
-      <w:r>
-        <w:rPr>
-          <w:rFonts w:ascii="Arial" w:hAnsi="Arial" w:cs="Arial"/>
-          <w:color w:val="000000" w:themeColor="text1"/>
-        </w:rPr>
-        <w:t>actually</w:t>
-      </w:r>
-      <w:proofErr w:type="gramEnd"/>
-      <w:r>
-        <w:rPr>
-          <w:rFonts w:ascii="Arial" w:hAnsi="Arial" w:cs="Arial"/>
-          <w:color w:val="000000" w:themeColor="text1"/>
-        </w:rPr>
-        <w:t xml:space="preserve"> polygons.</w:t>
+        <w:t>Red points true sites</w:t>
       </w:r>
     </w:p>
     <w:p>
@@ -550,6 +575,42 @@
           <w:rFonts w:ascii="Arial" w:hAnsi="Arial" w:cs="Arial"/>
           <w:color w:val="000000" w:themeColor="text1"/>
         </w:rPr>
+        <w:t xml:space="preserve">Yellow polygons are the </w:t>
+      </w:r>
+      <w:proofErr w:type="gramStart"/>
+      <w:r>
+        <w:rPr>
+          <w:rFonts w:ascii="Arial" w:hAnsi="Arial" w:cs="Arial"/>
+          <w:color w:val="000000" w:themeColor="text1"/>
+        </w:rPr>
+        <w:t>actually</w:t>
+      </w:r>
+      <w:proofErr w:type="gramEnd"/>
+      <w:r>
+        <w:rPr>
+          <w:rFonts w:ascii="Arial" w:hAnsi="Arial" w:cs="Arial"/>
+          <w:color w:val="000000" w:themeColor="text1"/>
+        </w:rPr>
+        <w:t xml:space="preserve"> polygons.</w:t>
+      </w:r>
+    </w:p>
+    <w:p>
+      <w:pPr>
+        <w:pStyle w:val="ListParagraph"/>
+        <w:numPr>
+          <w:ilvl w:val="0"/>
+          <w:numId w:val="2"/>
+        </w:numPr>
+        <w:rPr>
+          <w:rFonts w:ascii="Arial" w:hAnsi="Arial" w:cs="Arial"/>
+          <w:color w:val="000000" w:themeColor="text1"/>
+        </w:rPr>
+      </w:pPr>
+      <w:r>
+        <w:rPr>
+          <w:rFonts w:ascii="Arial" w:hAnsi="Arial" w:cs="Arial"/>
+          <w:color w:val="000000" w:themeColor="text1"/>
+        </w:rPr>
         <w:t xml:space="preserve">Note that the Peninsula Sites 2023 zip file is a </w:t>
       </w:r>
       <w:proofErr w:type="gramStart"/>
@@ -642,8 +703,17 @@
           <w:rFonts w:ascii="Arial" w:hAnsi="Arial" w:cs="Arial"/>
           <w:color w:val="000000" w:themeColor="text1"/>
         </w:rPr>
-        <w:t xml:space="preserve"> and Hottentot mountains</w:t>
-      </w:r>
+        <w:t xml:space="preserve"> and Hottentot </w:t>
+      </w:r>
+      <w:proofErr w:type="gramStart"/>
+      <w:r>
+        <w:rPr>
+          <w:rFonts w:ascii="Arial" w:hAnsi="Arial" w:cs="Arial"/>
+          <w:color w:val="000000" w:themeColor="text1"/>
+        </w:rPr>
+        <w:t>mountains</w:t>
+      </w:r>
+      <w:proofErr w:type="gramEnd"/>
     </w:p>
     <w:p>
       <w:pPr>
@@ -702,6 +772,58 @@
         <w:t xml:space="preserve"> (Agulhas).</w:t>
       </w:r>
     </w:p>
+    <w:p>
+      <w:r>
+        <w:t>BioSCape03</w:t>
+      </w:r>
+    </w:p>
+    <w:p>
+      <w:pPr>
+        <w:pStyle w:val="ListParagraph"/>
+        <w:numPr>
+          <w:ilvl w:val="0"/>
+          <w:numId w:val="3"/>
+        </w:numPr>
+      </w:pPr>
+      <w:r>
+        <w:t xml:space="preserve">Updated October 17. Includes remaining west coast, </w:t>
+      </w:r>
+      <w:proofErr w:type="spellStart"/>
+      <w:r>
+        <w:t>agulhas</w:t>
+      </w:r>
+      <w:proofErr w:type="spellEnd"/>
+      <w:r>
+        <w:t xml:space="preserve">, garden routes and a couple sites out by Paarl. Note that red point file contains a southern </w:t>
+      </w:r>
+      <w:proofErr w:type="spellStart"/>
+      <w:r>
+        <w:t>Rocherpan</w:t>
+      </w:r>
+      <w:proofErr w:type="spellEnd"/>
+      <w:r>
+        <w:t xml:space="preserve"> site </w:t>
+      </w:r>
+      <w:r>
+        <w:lastRenderedPageBreak/>
+        <w:t>that looks shifted from the planned center as if the botanist moved it. However, the polygon is drawn over the planned center and I’m treating that as the true center unless I f</w:t>
+      </w:r>
+      <w:r>
+        <w:t>in</w:t>
+      </w:r>
+      <w:r>
+        <w:t>d differing evidence.</w:t>
+      </w:r>
+    </w:p>
+    <w:p>
+      <w:pPr>
+        <w:pStyle w:val="ListParagraph"/>
+        <w:numPr>
+          <w:ilvl w:val="0"/>
+          <w:numId w:val="3"/>
+        </w:numPr>
+      </w:pPr>
+    </w:p>
     <w:p/>
     <w:p>
       <w:pPr>
@@ -734,6 +856,88 @@
         </w:rPr>
         <w:t xml:space="preserve"> Log</w:t>
       </w:r>
+    </w:p>
+    <w:p>
+      <w:pPr>
+        <w:rPr>
+          <w:rFonts w:ascii="Arial" w:hAnsi="Arial" w:cs="Arial"/>
+          <w:color w:val="000000" w:themeColor="text1"/>
+        </w:rPr>
+      </w:pPr>
+      <w:r>
+        <w:rPr>
+          <w:rFonts w:ascii="Arial" w:hAnsi="Arial" w:cs="Arial"/>
+          <w:color w:val="000000" w:themeColor="text1"/>
+        </w:rPr>
+        <w:t xml:space="preserve">From the </w:t>
+      </w:r>
+      <w:proofErr w:type="spellStart"/>
+      <w:r>
+        <w:rPr>
+          <w:rFonts w:ascii="Arial" w:hAnsi="Arial" w:cs="Arial"/>
+          <w:color w:val="000000" w:themeColor="text1"/>
+        </w:rPr>
+        <w:t>Peninsula_BioscapeiPad</w:t>
+      </w:r>
+      <w:proofErr w:type="spellEnd"/>
+      <w:r>
+        <w:rPr>
+          <w:rFonts w:ascii="Arial" w:hAnsi="Arial" w:cs="Arial"/>
+          <w:color w:val="000000" w:themeColor="text1"/>
+        </w:rPr>
+        <w:t xml:space="preserve"> folder:  </w:t>
+      </w:r>
+      <w:r>
+        <w:rPr>
+          <w:rFonts w:ascii="Arial" w:hAnsi="Arial" w:cs="Arial"/>
+          <w:color w:val="000000" w:themeColor="text1"/>
+        </w:rPr>
+        <w:t>Plot T89 was not included in the main Peninsula</w:t>
+      </w:r>
+      <w:r>
+        <w:rPr>
+          <w:rFonts w:ascii="Arial" w:hAnsi="Arial" w:cs="Arial"/>
+          <w:color w:val="000000" w:themeColor="text1"/>
+        </w:rPr>
+        <w:t xml:space="preserve"> plot center points</w:t>
+      </w:r>
+      <w:r>
+        <w:rPr>
+          <w:rFonts w:ascii="Arial" w:hAnsi="Arial" w:cs="Arial"/>
+          <w:color w:val="000000" w:themeColor="text1"/>
+        </w:rPr>
+        <w:t xml:space="preserve"> but did have a polygon. </w:t>
+      </w:r>
+      <w:r>
+        <w:rPr>
+          <w:rFonts w:ascii="Arial" w:hAnsi="Arial" w:cs="Arial"/>
+          <w:color w:val="000000" w:themeColor="text1"/>
+        </w:rPr>
+        <w:t>I’m not sure what the observation layer is</w:t>
+      </w:r>
+      <w:r>
+        <w:rPr>
+          <w:rFonts w:ascii="Arial" w:hAnsi="Arial" w:cs="Arial"/>
+          <w:color w:val="000000" w:themeColor="text1"/>
+        </w:rPr>
+        <w:t xml:space="preserve"> within the folder (probably original site locations?)</w:t>
+      </w:r>
+    </w:p>
+    <w:p>
+      <w:pPr>
+        <w:rPr>
+          <w:rFonts w:ascii="Arial" w:hAnsi="Arial" w:cs="Arial"/>
+          <w:color w:val="000000" w:themeColor="text1"/>
+        </w:rPr>
+      </w:pPr>
+    </w:p>
+    <w:p>
+      <w:pPr>
+        <w:rPr>
+          <w:rFonts w:ascii="Arial" w:hAnsi="Arial" w:cs="Arial"/>
+          <w:color w:val="000000" w:themeColor="text1"/>
+        </w:rPr>
+      </w:pPr>
     </w:p>
     <w:p>
       <w:pPr>
@@ -749,58 +953,7 @@
           <w:rFonts w:ascii="Arial" w:hAnsi="Arial" w:cs="Arial"/>
           <w:color w:val="000000" w:themeColor="text1"/>
         </w:rPr>
-        <w:t xml:space="preserve">From the </w:t>
-      </w:r>
-      <w:proofErr w:type="spellStart"/>
-      <w:r>
-        <w:rPr>
-          <w:rFonts w:ascii="Arial" w:hAnsi="Arial" w:cs="Arial"/>
-          <w:color w:val="000000" w:themeColor="text1"/>
-        </w:rPr>
-        <w:t>Peninsula_BioscapeiPad</w:t>
-      </w:r>
-      <w:proofErr w:type="spellEnd"/>
-      <w:r>
-        <w:rPr>
-          <w:rFonts w:ascii="Arial" w:hAnsi="Arial" w:cs="Arial"/>
-          <w:color w:val="000000" w:themeColor="text1"/>
-        </w:rPr>
-        <w:t xml:space="preserve"> folder:  </w:t>
-      </w:r>
-      <w:r>
-        <w:rPr>
-          <w:rFonts w:ascii="Arial" w:hAnsi="Arial" w:cs="Arial"/>
-          <w:color w:val="000000" w:themeColor="text1"/>
-        </w:rPr>
-        <w:t>Plot T89 was not included in the main Peninsula</w:t>
-      </w:r>
-      <w:r>
-        <w:rPr>
-          <w:rFonts w:ascii="Arial" w:hAnsi="Arial" w:cs="Arial"/>
-          <w:color w:val="000000" w:themeColor="text1"/>
-        </w:rPr>
-        <w:t xml:space="preserve"> plot center points</w:t>
-      </w:r>
-      <w:r>
-        <w:rPr>
-          <w:rFonts w:ascii="Arial" w:hAnsi="Arial" w:cs="Arial"/>
-          <w:color w:val="000000" w:themeColor="text1"/>
-        </w:rPr>
-        <w:t xml:space="preserve"> but did have a polygon. </w:t>
-      </w:r>
-      <w:r>
-        <w:rPr>
-          <w:rFonts w:ascii="Arial" w:hAnsi="Arial" w:cs="Arial"/>
-          <w:color w:val="000000" w:themeColor="text1"/>
-        </w:rPr>
-        <w:t>I’m not sure what the observation layer is</w:t>
-      </w:r>
-      <w:r>
-        <w:rPr>
-          <w:rFonts w:ascii="Arial" w:hAnsi="Arial" w:cs="Arial"/>
-          <w:color w:val="000000" w:themeColor="text1"/>
-        </w:rPr>
-        <w:t xml:space="preserve"> within the folder (probably original site locations?)</w:t>
+        <w:t>T059 missing polygon from raw data.</w:t>
       </w:r>
     </w:p>
     <w:sectPr>
@@ -931,7 +1084,7 @@
   <w:abstractNum w:abstractNumId="1" w15:restartNumberingAfterBreak="0">
     <w:nsid w:val="212F3DF0"/>
     <w:multiLevelType w:val="hybridMultilevel"/>
-    <w:tmpl w:val="32E85822"/>
+    <w:tmpl w:val="995CF892"/>
     <w:lvl w:ilvl="0" w:tplc="04090001">
       <w:start w:val="1"/>
       <w:numFmt w:val="bullet"/>
